--- a/assets/documentos/F-RH-04-2026_Formato_Licencia_sin_goce_de_sueldo.docx
+++ b/assets/documentos/F-RH-04-2026_Formato_Licencia_sin_goce_de_sueldo.docx
@@ -91,8 +91,6 @@
           <w:bCs/>
         </w:rPr>
       </w:pPr>
-      <w:bookmarkStart w:id="0" w:name="_GoBack"/>
-      <w:bookmarkEnd w:id="0"/>
       <w:r>
         <w:rPr>
           <w:rFonts w:asciiTheme="majorHAnsi" w:hAnsiTheme="majorHAnsi" w:cstheme="majorHAnsi"/>
@@ -135,7 +133,25 @@
           <w:b/>
           <w:bCs/>
         </w:rPr>
-        <w:t xml:space="preserve">Silao de la Victoria Gto. a </w:t>
+        <w:t xml:space="preserve">Silao de la Victoria </w:t>
+      </w:r>
+      <w:proofErr w:type="spellStart"/>
+      <w:r>
+        <w:rPr>
+          <w:rFonts w:asciiTheme="majorHAnsi" w:hAnsiTheme="majorHAnsi" w:cstheme="majorHAnsi"/>
+          <w:b/>
+          <w:bCs/>
+        </w:rPr>
+        <w:t>Gto</w:t>
+      </w:r>
+      <w:proofErr w:type="spellEnd"/>
+      <w:r>
+        <w:rPr>
+          <w:rFonts w:asciiTheme="majorHAnsi" w:hAnsiTheme="majorHAnsi" w:cstheme="majorHAnsi"/>
+          <w:b/>
+          <w:bCs/>
+        </w:rPr>
+        <w:t xml:space="preserve">. a </w:t>
       </w:r>
       <w:r>
         <w:rPr>
@@ -291,80 +307,143 @@
         <w:jc w:val="both"/>
         <w:rPr>
           <w:rFonts w:asciiTheme="majorHAnsi" w:hAnsiTheme="majorHAnsi" w:cstheme="majorHAnsi"/>
+          <w:bCs/>
+        </w:rPr>
+      </w:pPr>
+      <w:r>
+        <w:rPr>
+          <w:rFonts w:asciiTheme="majorHAnsi" w:hAnsiTheme="majorHAnsi" w:cstheme="majorHAnsi"/>
+          <w:bCs/>
+        </w:rPr>
+        <w:t>Por e</w:t>
+      </w:r>
+      <w:r>
+        <w:rPr>
+          <w:rFonts w:asciiTheme="majorHAnsi" w:hAnsiTheme="majorHAnsi" w:cstheme="majorHAnsi"/>
+          <w:bCs/>
+        </w:rPr>
+        <w:t>ste medio y con fundamento en los</w:t>
+      </w:r>
+      <w:r>
+        <w:rPr>
+          <w:rFonts w:asciiTheme="majorHAnsi" w:hAnsiTheme="majorHAnsi" w:cstheme="majorHAnsi"/>
+          <w:bCs/>
+        </w:rPr>
+        <w:t xml:space="preserve"> Artículo</w:t>
+      </w:r>
+      <w:r>
+        <w:rPr>
+          <w:rFonts w:asciiTheme="majorHAnsi" w:hAnsiTheme="majorHAnsi" w:cstheme="majorHAnsi"/>
+          <w:bCs/>
+        </w:rPr>
+        <w:t xml:space="preserve"> 56 y</w:t>
+      </w:r>
+      <w:r>
+        <w:rPr>
+          <w:rFonts w:asciiTheme="majorHAnsi" w:hAnsiTheme="majorHAnsi" w:cstheme="majorHAnsi"/>
+          <w:bCs/>
+        </w:rPr>
+        <w:t xml:space="preserve"> </w:t>
+      </w:r>
+      <w:r>
+        <w:rPr>
+          <w:rFonts w:asciiTheme="majorHAnsi" w:hAnsiTheme="majorHAnsi" w:cstheme="majorHAnsi"/>
+          <w:bCs/>
+        </w:rPr>
+        <w:t xml:space="preserve">57 </w:t>
+      </w:r>
+      <w:r>
+        <w:rPr>
+          <w:rFonts w:asciiTheme="majorHAnsi" w:hAnsiTheme="majorHAnsi" w:cstheme="majorHAnsi"/>
+          <w:bCs/>
+        </w:rPr>
+        <w:t>de las Condiciones Generales de Trabajo para las Dependencias, Entidades y Unidades de Apoyo de la Administración Pública del Estado de Guanajuato,</w:t>
+      </w:r>
+      <w:r>
+        <w:rPr>
+          <w:rFonts w:asciiTheme="majorHAnsi" w:hAnsiTheme="majorHAnsi" w:cstheme="majorHAnsi"/>
+          <w:bCs/>
+        </w:rPr>
+        <w:t xml:space="preserve"> </w:t>
+      </w:r>
+      <w:r>
+        <w:rPr>
+          <w:rFonts w:asciiTheme="majorHAnsi" w:hAnsiTheme="majorHAnsi" w:cstheme="majorHAnsi"/>
+          <w:bCs/>
+        </w:rPr>
+        <w:t xml:space="preserve">solicito </w:t>
+      </w:r>
+      <w:r>
+        <w:rPr>
+          <w:rFonts w:asciiTheme="majorHAnsi" w:hAnsiTheme="majorHAnsi" w:cstheme="majorHAnsi"/>
+          <w:bCs/>
+        </w:rPr>
+        <w:t xml:space="preserve">a usted </w:t>
+      </w:r>
+      <w:r>
+        <w:rPr>
+          <w:rFonts w:asciiTheme="majorHAnsi" w:hAnsiTheme="majorHAnsi" w:cstheme="majorHAnsi"/>
+          <w:bCs/>
+        </w:rPr>
+        <w:t>una licencia sin goce de s</w:t>
+      </w:r>
+      <w:r>
+        <w:rPr>
+          <w:rFonts w:asciiTheme="majorHAnsi" w:hAnsiTheme="majorHAnsi" w:cstheme="majorHAnsi"/>
+          <w:bCs/>
+        </w:rPr>
+        <w:t>alario</w:t>
+      </w:r>
+      <w:r>
+        <w:rPr>
+          <w:rFonts w:asciiTheme="majorHAnsi" w:hAnsiTheme="majorHAnsi" w:cstheme="majorHAnsi"/>
+          <w:bCs/>
+        </w:rPr>
+        <w:t xml:space="preserve"> </w:t>
+      </w:r>
+      <w:r>
+        <w:rPr>
+          <w:rFonts w:asciiTheme="majorHAnsi" w:hAnsiTheme="majorHAnsi" w:cstheme="majorHAnsi"/>
+          <w:bCs/>
+        </w:rPr>
+        <w:t>por</w:t>
+      </w:r>
+      <w:r>
+        <w:rPr>
+          <w:rFonts w:asciiTheme="majorHAnsi" w:hAnsiTheme="majorHAnsi" w:cstheme="majorHAnsi"/>
           <w:b/>
           <w:bCs/>
           <w:color w:val="FF0000"/>
         </w:rPr>
-      </w:pPr>
-      <w:r>
-        <w:rPr>
-          <w:rFonts w:asciiTheme="majorHAnsi" w:hAnsiTheme="majorHAnsi" w:cstheme="majorHAnsi"/>
-          <w:bCs/>
-        </w:rPr>
-        <w:t xml:space="preserve">Por este medio y con fundamento en el Artículo </w:t>
-      </w:r>
-      <w:r>
-        <w:rPr>
-          <w:rFonts w:asciiTheme="majorHAnsi" w:hAnsiTheme="majorHAnsi" w:cstheme="majorHAnsi"/>
-          <w:bCs/>
-        </w:rPr>
-        <w:t xml:space="preserve">57 </w:t>
-      </w:r>
-      <w:r>
-        <w:rPr>
-          <w:rFonts w:asciiTheme="majorHAnsi" w:hAnsiTheme="majorHAnsi" w:cstheme="majorHAnsi"/>
-          <w:bCs/>
-        </w:rPr>
-        <w:t>de las Condiciones Generales de Trabajo para las Dependencias, Entidades y Unidades de Apoyo de la Administración Pública del Estado de Guanajuato,</w:t>
-      </w:r>
-      <w:r>
-        <w:rPr>
-          <w:rFonts w:asciiTheme="majorHAnsi" w:hAnsiTheme="majorHAnsi" w:cstheme="majorHAnsi"/>
-          <w:bCs/>
-        </w:rPr>
-        <w:t xml:space="preserve"> </w:t>
-      </w:r>
-      <w:r>
-        <w:rPr>
-          <w:rFonts w:asciiTheme="majorHAnsi" w:hAnsiTheme="majorHAnsi" w:cstheme="majorHAnsi"/>
-          <w:bCs/>
-        </w:rPr>
-        <w:t xml:space="preserve">solicito </w:t>
-      </w:r>
-      <w:r>
-        <w:rPr>
-          <w:rFonts w:asciiTheme="majorHAnsi" w:hAnsiTheme="majorHAnsi" w:cstheme="majorHAnsi"/>
-          <w:bCs/>
-        </w:rPr>
-        <w:t xml:space="preserve">a usted </w:t>
-      </w:r>
-      <w:r>
-        <w:rPr>
-          <w:rFonts w:asciiTheme="majorHAnsi" w:hAnsiTheme="majorHAnsi" w:cstheme="majorHAnsi"/>
-          <w:bCs/>
-        </w:rPr>
-        <w:t>una licencia sin goce de s</w:t>
-      </w:r>
-      <w:r>
-        <w:rPr>
-          <w:rFonts w:asciiTheme="majorHAnsi" w:hAnsiTheme="majorHAnsi" w:cstheme="majorHAnsi"/>
-          <w:bCs/>
-        </w:rPr>
-        <w:t>alario</w:t>
-      </w:r>
-      <w:r>
-        <w:rPr>
-          <w:rFonts w:asciiTheme="majorHAnsi" w:hAnsiTheme="majorHAnsi" w:cstheme="majorHAnsi"/>
-          <w:bCs/>
-        </w:rPr>
-        <w:t xml:space="preserve"> </w:t>
-      </w:r>
-      <w:r>
-        <w:rPr>
-          <w:rFonts w:asciiTheme="majorHAnsi" w:hAnsiTheme="majorHAnsi" w:cstheme="majorHAnsi"/>
-          <w:bCs/>
-        </w:rPr>
-        <w:t>por</w:t>
+        <w:t xml:space="preserve"> XX</w:t>
+      </w:r>
+      <w:r>
+        <w:rPr>
+          <w:rFonts w:asciiTheme="majorHAnsi" w:hAnsiTheme="majorHAnsi" w:cstheme="majorHAnsi"/>
+          <w:bCs/>
+        </w:rPr>
+        <w:t xml:space="preserve"> días </w:t>
+      </w:r>
+      <w:r>
+        <w:rPr>
+          <w:rFonts w:asciiTheme="majorHAnsi" w:hAnsiTheme="majorHAnsi" w:cstheme="majorHAnsi"/>
+          <w:bCs/>
+        </w:rPr>
+        <w:t>naturales</w:t>
+      </w:r>
+      <w:r>
+        <w:rPr>
+          <w:rFonts w:asciiTheme="majorHAnsi" w:hAnsiTheme="majorHAnsi" w:cstheme="majorHAnsi"/>
+          <w:bCs/>
+        </w:rPr>
+        <w:t>,</w:t>
+      </w:r>
+      <w:r>
+        <w:rPr>
+          <w:rFonts w:asciiTheme="majorHAnsi" w:hAnsiTheme="majorHAnsi" w:cstheme="majorHAnsi"/>
+          <w:bCs/>
+        </w:rPr>
+        <w:t xml:space="preserve"> a partir del </w:t>
       </w:r>
       <w:r>
         <w:rPr>
@@ -373,14 +452,14 @@
           <w:bCs/>
           <w:color w:val="FF0000"/>
         </w:rPr>
-        <w:t xml:space="preserve"> XX</w:t>
-      </w:r>
-      <w:r>
-        <w:rPr>
-          <w:rFonts w:asciiTheme="majorHAnsi" w:hAnsiTheme="majorHAnsi" w:cstheme="majorHAnsi"/>
-          <w:bCs/>
-        </w:rPr>
-        <w:t xml:space="preserve"> días hábiles a partir del </w:t>
+        <w:t>DIA</w:t>
+      </w:r>
+      <w:r>
+        <w:rPr>
+          <w:rFonts w:asciiTheme="majorHAnsi" w:hAnsiTheme="majorHAnsi" w:cstheme="majorHAnsi"/>
+          <w:bCs/>
+        </w:rPr>
+        <w:t xml:space="preserve"> de </w:t>
       </w:r>
       <w:r>
         <w:rPr>
@@ -389,6 +468,38 @@
           <w:bCs/>
           <w:color w:val="FF0000"/>
         </w:rPr>
+        <w:t>MES</w:t>
+      </w:r>
+      <w:r>
+        <w:rPr>
+          <w:rFonts w:asciiTheme="majorHAnsi" w:hAnsiTheme="majorHAnsi" w:cstheme="majorHAnsi"/>
+          <w:bCs/>
+        </w:rPr>
+        <w:t xml:space="preserve"> del </w:t>
+      </w:r>
+      <w:r>
+        <w:rPr>
+          <w:rFonts w:asciiTheme="majorHAnsi" w:hAnsiTheme="majorHAnsi" w:cstheme="majorHAnsi"/>
+          <w:b/>
+          <w:bCs/>
+          <w:color w:val="FF0000"/>
+        </w:rPr>
+        <w:t xml:space="preserve">AÑO </w:t>
+      </w:r>
+      <w:r>
+        <w:rPr>
+          <w:rFonts w:asciiTheme="majorHAnsi" w:hAnsiTheme="majorHAnsi" w:cstheme="majorHAnsi"/>
+          <w:bCs/>
+        </w:rPr>
+        <w:t xml:space="preserve">y hasta el </w:t>
+      </w:r>
+      <w:r>
+        <w:rPr>
+          <w:rFonts w:asciiTheme="majorHAnsi" w:hAnsiTheme="majorHAnsi" w:cstheme="majorHAnsi"/>
+          <w:b/>
+          <w:bCs/>
+          <w:color w:val="FF0000"/>
+        </w:rPr>
         <w:t>DIA</w:t>
       </w:r>
       <w:r>
@@ -421,7 +532,16 @@
           <w:bCs/>
           <w:color w:val="FF0000"/>
         </w:rPr>
-        <w:t xml:space="preserve">AÑO. </w:t>
+        <w:t>AÑO</w:t>
+      </w:r>
+      <w:r>
+        <w:rPr>
+          <w:rFonts w:asciiTheme="majorHAnsi" w:hAnsiTheme="majorHAnsi" w:cstheme="majorHAnsi"/>
+          <w:b/>
+          <w:bCs/>
+          <w:color w:val="FF0000"/>
+        </w:rPr>
+        <w:t>.</w:t>
       </w:r>
     </w:p>
     <w:p>
@@ -472,7 +592,7 @@
         </w:rPr>
         <w:t xml:space="preserve"> asuntos relacionados con la fracción </w:t>
       </w:r>
-      <w:commentRangeStart w:id="1"/>
+      <w:commentRangeStart w:id="0"/>
       <w:r>
         <w:rPr>
           <w:rFonts w:asciiTheme="majorHAnsi" w:hAnsiTheme="majorHAnsi" w:cstheme="majorHAnsi"/>
@@ -487,12 +607,12 @@
         </w:rPr>
         <w:t xml:space="preserve"> </w:t>
       </w:r>
-      <w:commentRangeEnd w:id="1"/>
+      <w:commentRangeEnd w:id="0"/>
       <w:r>
         <w:rPr>
           <w:rStyle w:val="Refdecomentario"/>
         </w:rPr>
-        <w:commentReference w:id="1"/>
+        <w:commentReference w:id="0"/>
       </w:r>
       <w:r>
         <w:rPr>
@@ -522,7 +642,7 @@
           <w:bCs/>
         </w:rPr>
       </w:pPr>
-      <w:bookmarkStart w:id="2" w:name="_Hlk73094933"/>
+      <w:bookmarkStart w:id="1" w:name="_Hlk73094933"/>
       <w:r>
         <w:rPr>
           <w:rFonts w:asciiTheme="majorHAnsi" w:hAnsiTheme="majorHAnsi" w:cstheme="majorHAnsi"/>
@@ -540,8 +660,10 @@
           <w:bCs/>
         </w:rPr>
       </w:pPr>
+      <w:bookmarkStart w:id="2" w:name="_GoBack"/>
+      <w:bookmarkEnd w:id="2"/>
     </w:p>
-    <w:bookmarkEnd w:id="2"/>
+    <w:bookmarkEnd w:id="1"/>
     <w:p>
       <w:pPr>
         <w:jc w:val="both"/>
@@ -715,6 +837,7 @@
         </w:rPr>
         <w:t xml:space="preserve">                                                          </w:t>
       </w:r>
+      <w:proofErr w:type="spellStart"/>
       <w:r>
         <w:rPr>
           <w:rFonts w:asciiTheme="majorHAnsi" w:hAnsiTheme="majorHAnsi" w:cstheme="majorHAnsi"/>
@@ -723,6 +846,7 @@
         </w:rPr>
         <w:t>VoBo</w:t>
       </w:r>
+      <w:proofErr w:type="spellEnd"/>
     </w:p>
     <w:p>
       <w:pPr>
@@ -867,7 +991,7 @@
 
 <file path=word/comments.xml><?xml version="1.0" encoding="utf-8"?>
 <w:comments xmlns:wpc="http://schemas.microsoft.com/office/word/2010/wordprocessingCanvas" xmlns:cx="http://schemas.microsoft.com/office/drawing/2014/chartex" xmlns:mc="http://schemas.openxmlformats.org/markup-compatibility/2006" xmlns:o="urn:schemas-microsoft-com:office:office" xmlns:r="http://schemas.openxmlformats.org/officeDocument/2006/relationships" xmlns:m="http://schemas.openxmlformats.org/officeDocument/2006/math" xmlns:v="urn:schemas-microsoft-com:vml" xmlns:wp14="http://schemas.microsoft.com/office/word/2010/wordprocessingDrawing" xmlns:wp="http://schemas.openxmlformats.org/drawingml/2006/wordprocessingDrawing" xmlns:w10="urn:schemas-microsoft-com:office:word" xmlns:w="http://schemas.openxmlformats.org/wordprocessingml/2006/main" xmlns:w14="http://schemas.microsoft.com/office/word/2010/wordml" xmlns:w15="http://schemas.microsoft.com/office/word/2012/wordml" xmlns:w16se="http://schemas.microsoft.com/office/word/2015/wordml/symex" xmlns:wpg="http://schemas.microsoft.com/office/word/2010/wordprocessingGroup" xmlns:wpi="http://schemas.microsoft.com/office/word/2010/wordprocessingInk" xmlns:wne="http://schemas.microsoft.com/office/word/2006/wordml" xmlns:wps="http://schemas.microsoft.com/office/word/2010/wordprocessingShape" mc:Ignorable="w14 w15 w16se wp14">
-  <w:comment w:id="1" w:author="Maria Guadalupe Mena Rendón" w:date="2026-01-22T16:00:00Z" w:initials="MGMR">
+  <w:comment w:id="0" w:author="Maria Guadalupe Mena Rendón" w:date="2026-01-22T16:00:00Z" w:initials="MGMR">
     <w:p>
       <w:pPr>
         <w:pStyle w:val="Textocomentario"/>
@@ -6091,7 +6215,7 @@
 </file>
 
 <file path=customXml/itemProps1.xml><?xml version="1.0" encoding="utf-8"?>
-<ds:datastoreItem xmlns:ds="http://schemas.openxmlformats.org/officeDocument/2006/customXml" ds:itemID="{239418CE-4E6C-4161-B5A4-85FBCA7E6926}">
+<ds:datastoreItem xmlns:ds="http://schemas.openxmlformats.org/officeDocument/2006/customXml" ds:itemID="{5AB2F204-0356-4A8E-BDA8-0B3786050F66}">
   <ds:schemaRefs>
     <ds:schemaRef ds:uri="http://schemas.openxmlformats.org/officeDocument/2006/bibliography"/>
   </ds:schemaRefs>
